--- a/tests/core/fixtures/cover-wpg.docx
+++ b/tests/core/fixtures/cover-wpg.docx
@@ -3,9 +3,13 @@
 <w:document xmlns:w="http://schemas.openxmlformats.org/wordprocessingml/2006/main" xmlns:r="http://schemas.openxmlformats.org/officeDocument/2006/relationships" xmlns:wp14="http://schemas.microsoft.com/office/word/2010/wordprocessingDrawing" xmlns:wpg="http://schemas.microsoft.com/office/word/2010/wordprocessingGroup" xmlns:mc="http://schemas.openxmlformats.org/markup-compatibility/2006" xmlns:v="urn:schemas-microsoft-com:vml" xmlns:o="urn:schemas-microsoft-com:office:office" mc:Ignorable="wp14">
   <w:body>
     <w:p>
+      <w:pPr>
+        <w:spacing w:after="0" w:line="240" w:lineRule="auto"/>
+      </w:pPr>
       <w:r>
         <w:rPr>
           <w:noProof/>
+          <w:sz w:val="72"/>
         </w:rPr>
         <mc:AlternateContent>
           <mc:Choice Requires="wpg">
@@ -67,6 +71,9 @@
         </mc:AlternateContent>
       </w:r>
       <w:r>
+        <w:rPr>
+          <w:sz w:val="72"/>
+        </w:rPr>
         <mc:AlternateContent>
           <mc:Choice Requires="wpg">
             <w:drawing>
@@ -158,97 +165,9 @@
         </mc:AlternateContent>
       </w:r>
       <w:r>
-        <mc:AlternateContent>
-          <mc:Choice Requires="wpg">
-            <w:drawing>
-              <wp:anchor xmlns:wp="http://schemas.openxmlformats.org/drawingml/2006/wordprocessingDrawing" xmlns:wp14="http://schemas.microsoft.com/office/word/2010/wordprocessingDrawing" distT="0" distB="0" distL="114300" distR="114300" simplePos="0" relativeHeight="251658243" behindDoc="0" locked="0" layoutInCell="1" allowOverlap="1">
-                <wp:simplePos x="0" y="0"/>
-                <wp:positionH relativeFrom="margin">
-                  <wp:align>center</wp:align>
-                </wp:positionH>
-                <wp:positionV relativeFrom="page">
-                  <wp:posOffset>3962400</wp:posOffset>
-                </wp:positionV>
-                <wp:extent cx="4572000" cy="685800"/>
-                <wp:effectExtent l="0" t="0" r="0" b="0"/>
-                <wp:wrapNone/>
-                <wp:docPr id="3" name="Text Box 3"/>
-                <wp:cNvGraphicFramePr/>
-                <a:graphic xmlns:a="http://schemas.openxmlformats.org/drawingml/2006/main">
-                  <a:graphicData uri="http://schemas.microsoft.com/office/word/2010/wordprocessingShape">
-                    <wps:wsp xmlns:wps="http://schemas.microsoft.com/office/word/2010/wordprocessingShape">
-                      <wps:cNvSpPr txBox="1"/>
-                      <wps:spPr>
-                        <a:xfrm>
-                          <a:off x="0" y="0"/>
-                          <a:ext cx="4572000" cy="685800"/>
-                        </a:xfrm>
-                        <a:prstGeom prst="rect">
-                          <a:avLst/>
-                        </a:prstGeom>
-                        <a:noFill/>
-                        <a:ln>
-                          <a:noFill/>
-                        </a:ln>
-                      </wps:spPr>
-                      <wps:txbx>
-                        <w:txbxContent>
-                          <w:p>
-                            <w:pPr>
-                              <w:spacing w:after="0"/>
-                              <w:jc w:val="center"/>
-                            </w:pPr>
-                            <w:r>
-                              <w:rPr>
-                                <w:color w:val="FFFFFF"/>
-                                <w:sz w:val="32"/>
-                              </w:rPr>
-                              <w:t xml:space="preserve">A plan made up for the tests</w:t>
-                            </w:r>
-                          </w:p>
-                        </w:txbxContent>
-                      </wps:txbx>
-                      <wps:bodyPr rot="0" vert="horz" wrap="square" lIns="91440" tIns="45720" rIns="91440" bIns="45720" anchor="t" anchorCtr="0">
-                        <a:noAutofit/>
-                      </wps:bodyPr>
-                    </wps:wsp>
-                  </a:graphicData>
-                </a:graphic>
-                <wp14:sizeRelH relativeFrom="page">
-                  <wp14:pctWidth>0</wp14:pctWidth>
-                </wp14:sizeRelH>
-                <wp14:sizeRelV relativeFrom="page">
-                  <wp14:pctHeight>0</wp14:pctHeight>
-                </wp14:sizeRelV>
-              </wp:anchor>
-            </w:drawing>
-          </mc:Choice>
-          <mc:Fallback>
-            <w:pict>
-              <v:shape id="Text Box 3" o:spid="_x0000_s1027" type="#_x0000_t202" style="position:absolute;margin-left:0;margin-top:0;width:360pt;height:54pt;z-index:3" filled="f" stroked="f">
-                <v:textbox>
-                  <w:txbxContent>
-                    <w:p>
-                      <w:pPr>
-                        <w:spacing w:after="0"/>
-                        <w:jc w:val="center"/>
-                      </w:pPr>
-                      <w:r>
-                        <w:rPr>
-                          <w:color w:val="FFFFFF"/>
-                          <w:sz w:val="32"/>
-                        </w:rPr>
-                        <w:t xml:space="preserve">A plan made up for the tests</w:t>
-                      </w:r>
-                    </w:p>
-                  </w:txbxContent>
-                </v:textbox>
-              </v:shape>
-            </w:pict>
-          </mc:Fallback>
-        </mc:AlternateContent>
-      </w:r>
-      <w:r>
+        <w:rPr>
+          <w:sz w:val="72"/>
+        </w:rPr>
         <mc:AlternateContent>
           <mc:Choice Requires="wpg">
             <w:drawing>
@@ -342,6 +261,160 @@
         </mc:AlternateContent>
       </w:r>
       <w:r>
+        <w:rPr>
+          <w:sz w:val="72"/>
+        </w:rPr>
+        <mc:AlternateContent>
+          <mc:Choice Requires="wpg">
+            <w:drawing>
+              <wp:anchor xmlns:wp="http://schemas.openxmlformats.org/drawingml/2006/wordprocessingDrawing" xmlns:wp14="http://schemas.microsoft.com/office/word/2010/wordprocessingDrawing" distT="0" distB="0" distL="114300" distR="114300" simplePos="0" relativeHeight="251658248" behindDoc="0" locked="0" layoutInCell="1" allowOverlap="1">
+                <wp:simplePos x="0" y="0"/>
+                <wp:positionH relativeFrom="page">
+                  <wp:posOffset>0</wp:posOffset>
+                </wp:positionH>
+                <wp:positionV relativeFrom="page">
+                  <wp:posOffset>0</wp:posOffset>
+                </wp:positionV>
+                <wp:extent cx="7560310" cy="228600"/>
+                <wp:effectExtent l="0" t="0" r="0" b="0"/>
+                <wp:wrapNone/>
+                <wp:docPr id="8" name="Text Box 8"/>
+                <wp:cNvGraphicFramePr/>
+                <a:graphic xmlns:a="http://schemas.openxmlformats.org/drawingml/2006/main">
+                  <a:graphicData uri="http://schemas.microsoft.com/office/word/2010/wordprocessingShape">
+                    <wps:wsp xmlns:wps="http://schemas.microsoft.com/office/word/2010/wordprocessingShape">
+                      <wps:cNvSpPr/>
+                      <wps:spPr>
+                        <a:xfrm>
+                          <a:off x="0" y="0"/>
+                          <a:ext cx="7560310" cy="228600"/>
+                        </a:xfrm>
+                        <a:prstGeom prst="rect">
+                          <a:avLst/>
+                        </a:prstGeom>
+                        <a:solidFill>
+                          <a:srgbClr val="C00000"/>
+                        </a:solidFill>
+                        <a:ln>
+                          <a:noFill/>
+                        </a:ln>
+                      </wps:spPr>
+                      <wps:bodyPr rot="0" vert="horz" wrap="square" lIns="91440" tIns="45720" rIns="91440" bIns="45720" anchor="t" anchorCtr="0">
+                        <a:noAutofit/>
+                      </wps:bodyPr>
+                    </wps:wsp>
+                  </a:graphicData>
+                </a:graphic>
+                <wp14:sizeRelH relativeFrom="page">
+                  <wp14:pctWidth>0</wp14:pctWidth>
+                </wp14:sizeRelH>
+                <wp14:sizeRelV relativeFrom="page">
+                  <wp14:pctHeight>0</wp14:pctHeight>
+                </wp14:sizeRelV>
+              </wp:anchor>
+            </w:drawing>
+          </mc:Choice>
+          <mc:Fallback>
+            <w:pict>
+              <v:shape id="Text Box 8" o:spid="_x0000_s1032" type="#_x0000_t202" style="position:absolute;margin-left:0;margin-top:0;width:595pt;height:18pt;z-index:8" filled="t" stroked="f"/>
+            </w:pict>
+          </mc:Fallback>
+        </mc:AlternateContent>
+      </w:r>
+    </w:p>
+    <w:p>
+      <w:r>
+        <mc:AlternateContent>
+          <mc:Choice Requires="wpg">
+            <w:drawing>
+              <wp:anchor xmlns:wp="http://schemas.openxmlformats.org/drawingml/2006/wordprocessingDrawing" xmlns:wp14="http://schemas.microsoft.com/office/word/2010/wordprocessingDrawing" distT="0" distB="0" distL="114300" distR="114300" simplePos="0" relativeHeight="251658243" behindDoc="0" locked="0" layoutInCell="1" allowOverlap="1">
+                <wp:simplePos x="0" y="0"/>
+                <wp:positionH relativeFrom="margin">
+                  <wp:align>center</wp:align>
+                </wp:positionH>
+                <wp:positionV relativeFrom="paragraph">
+                  <wp:posOffset>2286000</wp:posOffset>
+                </wp:positionV>
+                <wp:extent cx="4572000" cy="685800"/>
+                <wp:effectExtent l="0" t="0" r="0" b="0"/>
+                <wp:wrapNone/>
+                <wp:docPr id="3" name="Text Box 3"/>
+                <wp:cNvGraphicFramePr/>
+                <a:graphic xmlns:a="http://schemas.openxmlformats.org/drawingml/2006/main">
+                  <a:graphicData uri="http://schemas.microsoft.com/office/word/2010/wordprocessingShape">
+                    <wps:wsp xmlns:wps="http://schemas.microsoft.com/office/word/2010/wordprocessingShape">
+                      <wps:cNvSpPr txBox="1"/>
+                      <wps:spPr>
+                        <a:xfrm>
+                          <a:off x="0" y="0"/>
+                          <a:ext cx="4572000" cy="685800"/>
+                        </a:xfrm>
+                        <a:prstGeom prst="rect">
+                          <a:avLst/>
+                        </a:prstGeom>
+                        <a:noFill/>
+                        <a:ln>
+                          <a:noFill/>
+                        </a:ln>
+                      </wps:spPr>
+                      <wps:txbx>
+                        <w:txbxContent>
+                          <w:p>
+                            <w:pPr>
+                              <w:spacing w:after="0"/>
+                              <w:jc w:val="center"/>
+                            </w:pPr>
+                            <w:r>
+                              <w:rPr>
+                                <w:color w:val="FFFFFF"/>
+                                <w:sz w:val="32"/>
+                              </w:rPr>
+                              <w:t xml:space="preserve">A plan made up for the tests</w:t>
+                            </w:r>
+                          </w:p>
+                        </w:txbxContent>
+                      </wps:txbx>
+                      <wps:bodyPr rot="0" vert="horz" wrap="square" lIns="91440" tIns="45720" rIns="91440" bIns="45720" anchor="t" anchorCtr="0">
+                        <a:noAutofit/>
+                      </wps:bodyPr>
+                    </wps:wsp>
+                  </a:graphicData>
+                </a:graphic>
+                <wp14:sizeRelH relativeFrom="page">
+                  <wp14:pctWidth>0</wp14:pctWidth>
+                </wp14:sizeRelH>
+                <wp14:sizeRelV relativeFrom="page">
+                  <wp14:pctHeight>0</wp14:pctHeight>
+                </wp14:sizeRelV>
+              </wp:anchor>
+            </w:drawing>
+          </mc:Choice>
+          <mc:Fallback>
+            <w:pict>
+              <v:shape id="Text Box 3" o:spid="_x0000_s1027" type="#_x0000_t202" style="position:absolute;margin-left:0;margin-top:0;width:360pt;height:54pt;z-index:3" filled="f" stroked="f">
+                <v:textbox>
+                  <w:txbxContent>
+                    <w:p>
+                      <w:pPr>
+                        <w:spacing w:after="0"/>
+                        <w:jc w:val="center"/>
+                      </w:pPr>
+                      <w:r>
+                        <w:rPr>
+                          <w:color w:val="FFFFFF"/>
+                          <w:sz w:val="32"/>
+                        </w:rPr>
+                        <w:t xml:space="preserve">A plan made up for the tests</w:t>
+                      </w:r>
+                    </w:p>
+                  </w:txbxContent>
+                </v:textbox>
+              </v:shape>
+            </w:pict>
+          </mc:Fallback>
+        </mc:AlternateContent>
+      </w:r>
+      <w:r>
         <mc:AlternateContent>
           <mc:Choice Requires="wpg">
             <w:drawing>
@@ -351,7 +424,7 @@
                   <wp:posOffset>0</wp:posOffset>
                 </wp:positionH>
                 <wp:positionV relativeFrom="paragraph">
-                  <wp:posOffset>8229600</wp:posOffset>
+                  <wp:posOffset>7315200</wp:posOffset>
                 </wp:positionV>
                 <wp:extent cx="2286000" cy="457200"/>
                 <wp:effectExtent l="0" t="0" r="0" b="0"/>
@@ -426,64 +499,6 @@
                   </w:txbxContent>
                 </v:textbox>
               </v:shape>
-            </w:pict>
-          </mc:Fallback>
-        </mc:AlternateContent>
-      </w:r>
-      <w:r>
-        <mc:AlternateContent>
-          <mc:Choice Requires="wpg">
-            <w:drawing>
-              <wp:anchor xmlns:wp="http://schemas.openxmlformats.org/drawingml/2006/wordprocessingDrawing" xmlns:wp14="http://schemas.microsoft.com/office/word/2010/wordprocessingDrawing" distT="0" distB="0" distL="114300" distR="114300" simplePos="0" relativeHeight="251658248" behindDoc="0" locked="0" layoutInCell="1" allowOverlap="1">
-                <wp:simplePos x="0" y="0"/>
-                <wp:positionH relativeFrom="page">
-                  <wp:posOffset>0</wp:posOffset>
-                </wp:positionH>
-                <wp:positionV relativeFrom="page">
-                  <wp:posOffset>0</wp:posOffset>
-                </wp:positionV>
-                <wp:extent cx="7560310" cy="228600"/>
-                <wp:effectExtent l="0" t="0" r="0" b="0"/>
-                <wp:wrapNone/>
-                <wp:docPr id="8" name="Text Box 8"/>
-                <wp:cNvGraphicFramePr/>
-                <a:graphic xmlns:a="http://schemas.openxmlformats.org/drawingml/2006/main">
-                  <a:graphicData uri="http://schemas.microsoft.com/office/word/2010/wordprocessingShape">
-                    <wps:wsp xmlns:wps="http://schemas.microsoft.com/office/word/2010/wordprocessingShape">
-                      <wps:cNvSpPr/>
-                      <wps:spPr>
-                        <a:xfrm>
-                          <a:off x="0" y="0"/>
-                          <a:ext cx="7560310" cy="228600"/>
-                        </a:xfrm>
-                        <a:prstGeom prst="rect">
-                          <a:avLst/>
-                        </a:prstGeom>
-                        <a:solidFill>
-                          <a:srgbClr val="C00000"/>
-                        </a:solidFill>
-                        <a:ln>
-                          <a:noFill/>
-                        </a:ln>
-                      </wps:spPr>
-                      <wps:bodyPr rot="0" vert="horz" wrap="square" lIns="91440" tIns="45720" rIns="91440" bIns="45720" anchor="t" anchorCtr="0">
-                        <a:noAutofit/>
-                      </wps:bodyPr>
-                    </wps:wsp>
-                  </a:graphicData>
-                </a:graphic>
-                <wp14:sizeRelH relativeFrom="page">
-                  <wp14:pctWidth>0</wp14:pctWidth>
-                </wp14:sizeRelH>
-                <wp14:sizeRelV relativeFrom="page">
-                  <wp14:pctHeight>0</wp14:pctHeight>
-                </wp14:sizeRelV>
-              </wp:anchor>
-            </w:drawing>
-          </mc:Choice>
-          <mc:Fallback>
-            <w:pict>
-              <v:shape id="Text Box 8" o:spid="_x0000_s1032" type="#_x0000_t202" style="position:absolute;margin-left:0;margin-top:0;width:595pt;height:18pt;z-index:8" filled="t" stroked="f"/>
             </w:pict>
           </mc:Fallback>
         </mc:AlternateContent>
